--- a/Project1/Report_Collection.docx
+++ b/Project1/Report_Collection.docx
@@ -342,14 +342,12 @@
       <w:r>
         <w:rPr>
           <w:rFonts w:ascii="Times New Roman" w:hAnsi="Times New Roman" w:eastAsia="Times New Roman" w:cs="Times New Roman"/>
-          <w:sz w:val="24"/>
-          <w:szCs w:val="24"/>
-        </w:rPr>
-        <w:t>The implementation uses low-level POSIX interfaces instead of launching the operating system versions of the commands. Directory listing uses opendir() and readdir(), while getcwd() and chdir() provide working-directory operations. File commands use open(), read(), write(), and close() so that the program controls how data moves between file descriptors. mkdir(), stat(), and unlink() support directory creation, file-type checks, and file removal.</w:t>
+        </w:rPr>
+        <w:t xml:space="preserve">The implementation uses low-level POSIX interfaces instead of launching the operating system versions of the commands. Directory listing uses opendir() and readdir(), while getcwd() and chdir() provide working-directory operations. File commands use open(), read(), write(), and close() so that the program controls how data moves between file descriptors. mkdir(), stat(), and unlink() support directory creation, file-type checks, and file removal.</w:t>
         <w:br/>
-        <w:t/>
+        <w:t xml:space="preserve"/>
         <w:br/>
-        <w:t>Input parsing is based on two levels of tokenization. First, strtok_r() separates a line at semicolons. Then the parser tokenizes each command segment on whitespace and stores the command name and argument pointers in a command_line structure. This makes it possible to validate a command before calling it and to stop processing the current line after an invalid command without crashing the shell.</w:t>
+        <w:t xml:space="preserve">Input parsing uses the command_line structure from Lab 2. str_filler() first counts the tokens, allocates command_list, copies each token into the array, and free_command_line() releases that memory. Project 1 adds a first parsing level with strtok_r() to separate semicolon-delimited commands. This makes it possible to validate a command before calling it and to stop processing the current line after invalid input without crashing the shell.</w:t>
       </w:r>
     </w:p>
     <w:p ns2:paraId="07098D71" ns2:textId="77777777">
@@ -385,14 +383,12 @@
       <w:r>
         <w:rPr>
           <w:rFonts w:ascii="Times New Roman" w:hAnsi="Times New Roman" w:eastAsia="Times New Roman" w:cs="Times New Roman"/>
-          <w:sz w:val="24"/>
-          <w:szCs w:val="24"/>
-        </w:rPr>
-        <w:t>main.c controls the program modes and the main getline() loop. Interactive mode reads from standard input and prints the &gt;&gt;&gt; prompt. File mode opens the requested input file, creates output.txt, and uses dup2() to redirect standard input and standard output before reading commands. The same command-processing path is used in both modes, which keeps the behavior consistent.</w:t>
+        </w:rPr>
+        <w:t xml:space="preserve">main.c controls the program modes and the main getline() loop. Interactive mode reads from standard input and prints the &gt;&gt;&gt; prompt. File mode opens the requested input file, creates output.txt, and uses dup2() to redirect standard input and standard output before reading commands. The same command-processing path is used in both modes, which keeps the behavior consistent.</w:t>
         <w:br/>
-        <w:t/>
+        <w:t xml:space="preserve"/>
         <w:br/>
-        <w:t>string_parser.c owns the command_line structure and its dynamically allocated command name and argument array. main.c validates the supported commands and expected argument counts before calling the functions declared in command.h. command.c contains the actual operations. The copy routine transfers data in 4096-byte buffers, and moveFile() performs a copy followed by unlink() because the assignment limits the project to file operations rather than a native shell command.</w:t>
+        <w:t xml:space="preserve">The parser interface is based on the Lab 2 str_filler() and free_command_line() functions. main.c validates the supported commands and expected argument counts before calling the functions declared in command.h. command.c contains the actual operations. The copy routine transfers data in 4096-byte buffers, and moveFile() performs a copy followed by unlink() because the assignment limits the project to file operations rather than a native shell command.</w:t>
       </w:r>
     </w:p>
     <w:p ns2:paraId="07098D73" ns2:textId="77777777">
@@ -409,18 +405,16 @@
       <w:r>
         <w:rPr>
           <w:rFonts w:ascii="Courier New" w:hAnsi="Courier New" w:eastAsia="Courier New" w:cs="Courier New"/>
-          <w:sz w:val="20"/>
-          <w:szCs w:val="20"/>
-        </w:rPr>
-        <w:t xml:space="preserve">command_line *parsed = parse_command_line(segment);</w:t>
+        </w:rPr>
+        <w:t xml:space="preserve">command_line command = str_filler(segment, " \t\r\n");</w:t>
         <w:br/>
-        <w:t xml:space="preserve">if (parsed != NULL &amp;&amp; parsed-&gt;command != NULL) {</w:t>
+        <w:t xml:space="preserve">if (command.num_token != 0) {</w:t>
         <w:br/>
-        <w:t xml:space="preserve">    run_command(parsed);</w:t>
+        <w:t xml:space="preserve">    run_command(&amp;command);</w:t>
         <w:br/>
         <w:t xml:space="preserve">}</w:t>
         <w:br/>
-        <w:t xml:space="preserve">free_command_line(parsed);</w:t>
+        <w:t xml:space="preserve">free_command_line(&amp;command);</w:t>
       </w:r>
     </w:p>
     <w:p ns2:paraId="07098D74" ns2:textId="77777777">
